--- a/public/talerooms-example-story.docx
+++ b/public/talerooms-example-story.docx
@@ -34,17 +34,12 @@
         <w:pStyle w:val="Heading2"/>
       </w:pPr>
       <w:r>
-        <w:t>Q&amp;A</w:t>
+        <w:t>Quiz</w:t>
       </w:r>
     </w:p>
     <w:p>
       <w:r>
-        <w:t>What do you think Mara is most afraid of?</w:t>
-      </w:r>
-    </w:p>
-    <w:p>
-      <w:r>
-        <w:t>How old is the lighthouse?</w:t>
+        <w:t>What is Mara determined to do?</w:t>
       </w:r>
     </w:p>
     <w:p>
@@ -56,7 +51,7 @@
         </w:numPr>
       </w:pPr>
       <w:r>
-        <w:t>One hundred years</w:t>
+        <w:t>Leave the lighthouse</w:t>
       </w:r>
     </w:p>
     <w:p>
@@ -68,7 +63,10 @@
         </w:numPr>
       </w:pPr>
       <w:r>
-        <w:t>Two hundred years</w:t>
+        <w:rPr>
+          <w:b/>
+        </w:rPr>
+        <w:t>Keep the lighthouse standing</w:t>
       </w:r>
     </w:p>
     <w:p>
@@ -80,7 +78,25 @@
         </w:numPr>
       </w:pPr>
       <w:r>
-        <w:t>Three hundred years</w:t>
+        <w:t>Sell the lighthouse</w:t>
+      </w:r>
+    </w:p>
+    <w:p>
+      <w:pPr>
+        <w:pStyle w:val="Heading2"/>
+      </w:pPr>
+      <w:r>
+        <w:t>Discuss</w:t>
+      </w:r>
+    </w:p>
+    <w:p>
+      <w:r>
+        <w:t>What would you have done in Mara's place?</w:t>
+      </w:r>
+    </w:p>
+    <w:p>
+      <w:r>
+        <w:t>Do you think the lighthouse is worth saving? Why?</w:t>
       </w:r>
     </w:p>
     <w:p>
